--- a/module-1/buenaventura-assignment-1.docx
+++ b/module-1/buenaventura-assignment-1.docx
@@ -33,10 +33,10 @@
     <w:p>
       <w:r>
         <w:drawing>
-          <wp:inline distT="0" distB="0" distL="0" distR="0" wp14:anchorId="0FA13FC6" wp14:editId="3818506B">
-            <wp:extent cx="5537200" cy="3352800"/>
+          <wp:inline distT="0" distB="0" distL="0" distR="0" wp14:anchorId="412A06DE" wp14:editId="04564273">
+            <wp:extent cx="5524500" cy="3340100"/>
             <wp:effectExtent l="0" t="0" r="0" b="0"/>
-            <wp:docPr id="2099783400" name="Picture 1"/>
+            <wp:docPr id="1826014398" name="Picture 1"/>
             <wp:cNvGraphicFramePr>
               <a:graphicFrameLocks xmlns:a="http://schemas.openxmlformats.org/drawingml/2006/main" noChangeAspect="1"/>
             </wp:cNvGraphicFramePr>
@@ -44,7 +44,7 @@
               <a:graphicData uri="http://schemas.openxmlformats.org/drawingml/2006/picture">
                 <pic:pic xmlns:pic="http://schemas.openxmlformats.org/drawingml/2006/picture">
                   <pic:nvPicPr>
-                    <pic:cNvPr id="2099783400" name=""/>
+                    <pic:cNvPr id="1826014398" name=""/>
                     <pic:cNvPicPr/>
                   </pic:nvPicPr>
                   <pic:blipFill>
@@ -56,7 +56,46 @@
                   <pic:spPr>
                     <a:xfrm>
                       <a:off x="0" y="0"/>
-                      <a:ext cx="5537200" cy="3352800"/>
+                      <a:ext cx="5524500" cy="3340100"/>
+                    </a:xfrm>
+                    <a:prstGeom prst="rect">
+                      <a:avLst/>
+                    </a:prstGeom>
+                  </pic:spPr>
+                </pic:pic>
+              </a:graphicData>
+            </a:graphic>
+          </wp:inline>
+        </w:drawing>
+      </w:r>
+    </w:p>
+    <w:p>
+      <w:r>
+        <w:drawing>
+          <wp:inline distT="0" distB="0" distL="0" distR="0" wp14:anchorId="648C709B" wp14:editId="533BBCB5">
+            <wp:extent cx="5943600" cy="3124200"/>
+            <wp:effectExtent l="0" t="0" r="0" b="0"/>
+            <wp:docPr id="284646206" name="Picture 1"/>
+            <wp:cNvGraphicFramePr>
+              <a:graphicFrameLocks xmlns:a="http://schemas.openxmlformats.org/drawingml/2006/main" noChangeAspect="1"/>
+            </wp:cNvGraphicFramePr>
+            <a:graphic xmlns:a="http://schemas.openxmlformats.org/drawingml/2006/main">
+              <a:graphicData uri="http://schemas.openxmlformats.org/drawingml/2006/picture">
+                <pic:pic xmlns:pic="http://schemas.openxmlformats.org/drawingml/2006/picture">
+                  <pic:nvPicPr>
+                    <pic:cNvPr id="284646206" name=""/>
+                    <pic:cNvPicPr/>
+                  </pic:nvPicPr>
+                  <pic:blipFill>
+                    <a:blip r:embed="rId5"/>
+                    <a:stretch>
+                      <a:fillRect/>
+                    </a:stretch>
+                  </pic:blipFill>
+                  <pic:spPr>
+                    <a:xfrm>
+                      <a:off x="0" y="0"/>
+                      <a:ext cx="5943600" cy="3124200"/>
                     </a:xfrm>
                     <a:prstGeom prst="rect">
                       <a:avLst/>
